--- a/apps/web/public/заява_без_участі_позивача.docx
+++ b/apps/web/public/заява_без_участі_позивача.docx
@@ -64,7 +64,13 @@
         <w:rPr>
           <w:rFonts w:ascii="Times New Roman" w:hAnsi="Times New Roman" w:cs="Times New Roman"/>
         </w:rPr>
-        <w:t xml:space="preserve">Суддя </w:t>
+        <w:t xml:space="preserve">Судд</w:t>
+      </w:r>
+      <w:r>
+        <w:rPr>
+          <w:rFonts w:ascii="Times New Roman" w:hAnsi="Times New Roman" w:cs="Times New Roman"/>
+        </w:rPr>
+        <w:t xml:space="preserve">я  </w:t>
       </w:r>
       <w:r>
         <w:rPr>
